--- a/pr-preview/pr-429/correlation-regression-handout.docx
+++ b/pr-preview/pr-429/correlation-regression-handout.docx
@@ -15,7 +15,7 @@
         <w:pStyle w:val="Date"/>
       </w:pPr>
       <w:r>
-        <w:t xml:space="preserve">Last modified: 2026-10-22 12:34:18 (PDT)</w:t>
+        <w:t xml:space="preserve">Last modified: 2026-10-22 13:40:01 (PDT)</w:t>
       </w:r>
     </w:p>
     <w:p>

--- a/pr-preview/pr-429/correlation-regression-handout.docx
+++ b/pr-preview/pr-429/correlation-regression-handout.docx
@@ -15,7 +15,7 @@
         <w:pStyle w:val="Date"/>
       </w:pPr>
       <w:r>
-        <w:t xml:space="preserve">Last modified: 2026-10-22 13:40:01 (PDT)</w:t>
+        <w:t xml:space="preserve">Last modified: 2026-10-22 15:45:15 (PDT)</w:t>
       </w:r>
     </w:p>
     <w:p>
@@ -4515,7 +4515,7 @@
         <m:sSub>
           <m:e>
             <m:r>
-              <m:t>ν</m:t>
+              <m:t>δ</m:t>
             </m:r>
           </m:e>
           <m:sub>
@@ -4625,7 +4625,7 @@
           <m:sSub>
             <m:e>
               <m:r>
-                <m:t>ν</m:t>
+                <m:t>δ</m:t>
               </m:r>
             </m:e>
             <m:sub>
@@ -4796,7 +4796,7 @@
         <m:sSub>
           <m:e>
             <m:r>
-              <m:t>ν</m:t>
+              <m:t>δ</m:t>
             </m:r>
           </m:e>
           <m:sub>
@@ -4886,7 +4886,7 @@
         <m:sSub>
           <m:e>
             <m:r>
-              <m:t>ν</m:t>
+              <m:t>δ</m:t>
             </m:r>
           </m:e>
           <m:sub>
@@ -4932,7 +4932,7 @@
               <m:sSub>
                 <m:e>
                   <m:r>
-                    <m:t>ν</m:t>
+                    <m:t>δ</m:t>
                   </m:r>
                 </m:e>
                 <m:sub>
@@ -4986,7 +4986,7 @@
               <m:sSub>
                 <m:e>
                   <m:r>
-                    <m:t>ν</m:t>
+                    <m:t>δ</m:t>
                   </m:r>
                 </m:e>
                 <m:sub>
@@ -5148,7 +5148,7 @@
               <m:sSub>
                 <m:e>
                   <m:r>
-                    <m:t>ν</m:t>
+                    <m:t>δ</m:t>
                   </m:r>
                 </m:e>
                 <m:sub>
@@ -5678,7 +5678,7 @@
         <m:sSub>
           <m:e>
             <m:r>
-              <m:t>ν</m:t>
+              <m:t>δ</m:t>
             </m:r>
           </m:e>
           <m:sub>
@@ -5706,7 +5706,7 @@
         <m:sSub>
           <m:e>
             <m:r>
-              <m:t>ν</m:t>
+              <m:t>δ</m:t>
             </m:r>
           </m:e>
           <m:sub>
@@ -5757,7 +5757,7 @@
               <m:sSub>
                 <m:e>
                   <m:r>
-                    <m:t>ν</m:t>
+                    <m:t>δ</m:t>
                   </m:r>
                 </m:e>
                 <m:sub>
@@ -5836,7 +5836,7 @@
               <m:sSub>
                 <m:e>
                   <m:r>
-                    <m:t>ν</m:t>
+                    <m:t>δ</m:t>
                   </m:r>
                 </m:e>
                 <m:sub>
@@ -5857,7 +5857,7 @@
               <m:sSub>
                 <m:e>
                   <m:r>
-                    <m:t>ν</m:t>
+                    <m:t>δ</m:t>
                   </m:r>
                 </m:e>
                 <m:sub>
@@ -6038,7 +6038,7 @@
               <m:sSub>
                 <m:e>
                   <m:r>
-                    <m:t>ν</m:t>
+                    <m:t>δ</m:t>
                   </m:r>
                 </m:e>
                 <m:sub>
@@ -6207,7 +6207,7 @@
               <m:sSub>
                 <m:e>
                   <m:r>
-                    <m:t>ν</m:t>
+                    <m:t>δ</m:t>
                   </m:r>
                 </m:e>
                 <m:sub>
@@ -6376,7 +6376,7 @@
               <m:sSub>
                 <m:e>
                   <m:r>
-                    <m:t>ν</m:t>
+                    <m:t>δ</m:t>
                   </m:r>
                 </m:e>
                 <m:sub>
@@ -6500,7 +6500,7 @@
               <m:sSub>
                 <m:e>
                   <m:r>
-                    <m:t>ν</m:t>
+                    <m:t>δ</m:t>
                   </m:r>
                 </m:e>
                 <m:sub>
@@ -6630,7 +6630,7 @@
               <m:sSub>
                 <m:e>
                   <m:r>
-                    <m:t>ν</m:t>
+                    <m:t>δ</m:t>
                   </m:r>
                 </m:e>
                 <m:sub>
@@ -6744,7 +6744,7 @@
               <m:sSub>
                 <m:e>
                   <m:r>
-                    <m:t>ν</m:t>
+                    <m:t>δ</m:t>
                   </m:r>
                 </m:e>
                 <m:sub>
@@ -6810,7 +6810,7 @@
               <m:sSub>
                 <m:e>
                   <m:r>
-                    <m:t>ν</m:t>
+                    <m:t>δ</m:t>
                   </m:r>
                 </m:e>
                 <m:sub>
@@ -6952,7 +6952,7 @@
           <m:sSub>
             <m:e>
               <m:r>
-                <m:t>ν</m:t>
+                <m:t>δ</m:t>
               </m:r>
             </m:e>
             <m:sub>
@@ -7154,7 +7154,7 @@
           </m:e>
           <m:sub>
             <m:r>
-              <m:t>ν</m:t>
+              <m:t>δ</m:t>
             </m:r>
           </m:sub>
         </m:sSub>
@@ -7177,7 +7177,7 @@
           </m:e>
           <m:sub>
             <m:r>
-              <m:t>ν</m:t>
+              <m:t>δ</m:t>
             </m:r>
           </m:sub>
         </m:sSub>
@@ -7195,7 +7195,7 @@
         <m:sSub>
           <m:e>
             <m:r>
-              <m:t>ν</m:t>
+              <m:t>δ</m:t>
             </m:r>
           </m:e>
           <m:sub>
@@ -7295,7 +7295,7 @@
         <m:sSub>
           <m:e>
             <m:r>
-              <m:t>ν</m:t>
+              <m:t>δ</m:t>
             </m:r>
           </m:e>
           <m:sub>
@@ -7328,7 +7328,7 @@
                 </m:e>
                 <m:sub>
                   <m:r>
-                    <m:t>ν</m:t>
+                    <m:t>δ</m:t>
                   </m:r>
                 </m:sub>
               </m:sSub>
@@ -7376,7 +7376,7 @@
                   <m:sSub>
                     <m:e>
                       <m:r>
-                        <m:t>ν</m:t>
+                        <m:t>δ</m:t>
                       </m:r>
                     </m:e>
                     <m:sub>
@@ -7515,7 +7515,7 @@
               <m:sSub>
                 <m:e>
                   <m:r>
-                    <m:t>ν</m:t>
+                    <m:t>δ</m:t>
                   </m:r>
                 </m:e>
                 <m:sub>
@@ -7840,7 +7840,7 @@
                 </m:e>
                 <m:sub>
                   <m:r>
-                    <m:t>ν</m:t>
+                    <m:t>δ</m:t>
                   </m:r>
                 </m:sub>
               </m:sSub>
@@ -7900,7 +7900,7 @@
                 </m:e>
                 <m:sub>
                   <m:r>
-                    <m:t>ν</m:t>
+                    <m:t>δ</m:t>
                   </m:r>
                 </m:sub>
               </m:sSub>
@@ -8028,7 +8028,7 @@
               <m:sSub>
                 <m:e>
                   <m:r>
-                    <m:t>ν</m:t>
+                    <m:t>δ</m:t>
                   </m:r>
                 </m:e>
                 <m:sub>
@@ -8604,7 +8604,7 @@
                 </m:e>
                 <m:sub>
                   <m:r>
-                    <m:t>ν</m:t>
+                    <m:t>δ</m:t>
                   </m:r>
                 </m:sub>
               </m:sSub>
@@ -9176,7 +9176,7 @@
         <m:sSub>
           <m:e>
             <m:r>
-              <m:t>ν</m:t>
+              <m:t>δ</m:t>
             </m:r>
           </m:e>
           <m:sub>
@@ -9294,7 +9294,7 @@
         <m:sSub>
           <m:e>
             <m:r>
-              <m:t>ν</m:t>
+              <m:t>δ</m:t>
             </m:r>
           </m:e>
           <m:sub>
@@ -9324,7 +9324,7 @@
         <m:sSub>
           <m:e>
             <m:r>
-              <m:t>ν</m:t>
+              <m:t>δ</m:t>
             </m:r>
           </m:e>
           <m:sub>
@@ -9423,7 +9423,7 @@
                   <m:sSub>
                     <m:e>
                       <m:r>
-                        <m:t>ν</m:t>
+                        <m:t>δ</m:t>
                       </m:r>
                     </m:e>
                     <m:sub>
@@ -9471,7 +9471,7 @@
                   <m:sSub>
                     <m:e>
                       <m:r>
-                        <m:t>ν</m:t>
+                        <m:t>δ</m:t>
                       </m:r>
                     </m:e>
                     <m:sub>
@@ -9880,7 +9880,7 @@
                       <m:sSub>
                         <m:e>
                           <m:r>
-                            <m:t>ν</m:t>
+                            <m:t>δ</m:t>
                           </m:r>
                         </m:e>
                         <m:sub>
@@ -9971,7 +9971,7 @@
         <m:sSub>
           <m:e>
             <m:r>
-              <m:t>ν</m:t>
+              <m:t>δ</m:t>
             </m:r>
           </m:e>
           <m:sub>
@@ -10001,7 +10001,7 @@
         <m:sSub>
           <m:e>
             <m:r>
-              <m:t>ν</m:t>
+              <m:t>δ</m:t>
             </m:r>
           </m:e>
           <m:sub>
@@ -10042,7 +10042,7 @@
         <m:sSub>
           <m:e>
             <m:r>
-              <m:t>ν</m:t>
+              <m:t>δ</m:t>
             </m:r>
           </m:e>
           <m:sub>
@@ -10276,7 +10276,7 @@
           <m:sSub>
             <m:e>
               <m:r>
-                <m:t>ν</m:t>
+                <m:t>δ</m:t>
               </m:r>
             </m:e>
             <m:sub>
@@ -10693,7 +10693,7 @@
           <m:sSub>
             <m:e>
               <m:r>
-                <m:t>ν</m:t>
+                <m:t>δ</m:t>
               </m:r>
             </m:e>
             <m:sub>
@@ -10868,7 +10868,7 @@
         <m:sSub>
           <m:e>
             <m:r>
-              <m:t>ν</m:t>
+              <m:t>δ</m:t>
             </m:r>
           </m:e>
           <m:sub>
@@ -12089,7 +12089,7 @@
         <w:t xml:space="preserve"> </w:t>
       </w:r>
       <w:r>
-        <w:t xml:space="preserve">$r_i(\mathord{\smash[b]{\underset{\raise.3ex\hbox{$\scriptstyle\sim$}}{\theta}}\vphantom{\theta}}) \stackrel{\text{def}}{=}y_i- \mu(x_i; \mathord{\smash[b]{\underset{\raise.3ex\hbox{$\scriptstyle\sim$}}{\theta}}\vphantom{\theta}})$</w:t>
+        <w:t xml:space="preserve">$\hat{\varepsilon}_i(\mathord{\smash[b]{\underset{\raise.3ex\hbox{$\scriptstyle\sim$}}{\theta}}\vphantom{\theta}}) \stackrel{\text{def}}{=}y_i- \mu(x_i; \mathord{\smash[b]{\underset{\raise.3ex\hbox{$\scriptstyle\sim$}}{\theta}}\vphantom{\theta}})$</w:t>
       </w:r>
       <w:r>
         <w:t xml:space="preserve"> </w:t>
@@ -12112,7 +12112,7 @@
         <w:pStyle w:val="BodyText"/>
       </w:pPr>
       <w:r>
-        <w:t xml:space="preserve">$$\text{RSS}(\mathord{\smash[b]{\underset{\raise.3ex\hbox{$\scriptstyle\sim$}}{\theta}}\vphantom{\theta}}) \stackrel{\text{def}}{=}\sum_{i=1}^nr_i(\mathord{\smash[b]{\underset{\raise.3ex\hbox{$\scriptstyle\sim$}}{\theta}}\vphantom{\theta}})^2.$$</w:t>
+        <w:t xml:space="preserve">$$\text{RSS}(\mathord{\smash[b]{\underset{\raise.3ex\hbox{$\scriptstyle\sim$}}{\theta}}\vphantom{\theta}}) \stackrel{\text{def}}{=}\sum_{i=1}^n\hat{\varepsilon}_i(\mathord{\smash[b]{\underset{\raise.3ex\hbox{$\scriptstyle\sim$}}{\theta}}\vphantom{\theta}})^2.$$</w:t>
       </w:r>
     </w:p>
     <w:p>
@@ -12135,7 +12135,7 @@
         <w:t xml:space="preserve"> </w:t>
       </w:r>
       <w:r>
-        <w:t xml:space="preserve">$r_i(\hat{\mathord{\smash[b]{\underset{\raise.3ex\hbox{$\scriptstyle\sim$}}{\theta}}\vphantom{\theta}}})$</w:t>
+        <w:t xml:space="preserve">$\hat{\varepsilon}_i(\hat{\mathord{\smash[b]{\underset{\raise.3ex\hbox{$\scriptstyle\sim$}}{\theta}}\vphantom{\theta}}})$</w:t>
       </w:r>
       <w:r>
         <w:t xml:space="preserve"> </w:t>
@@ -12160,9 +12160,16 @@
       <m:oMath>
         <m:sSub>
           <m:e>
-            <m:r>
-              <m:t>r</m:t>
-            </m:r>
+            <m:acc>
+              <m:accPr>
+                <m:chr m:val="̂"/>
+              </m:accPr>
+              <m:e>
+                <m:r>
+                  <m:t>ε</m:t>
+                </m:r>
+              </m:e>
+            </m:acc>
           </m:e>
           <m:sub>
             <m:r>
@@ -12332,10 +12339,10 @@
         <w:t xml:space="preserve">$$
     \begin{aligned}
     \text{RSS}(\beta_{0}, \beta_{x})
-    &amp;= \sum_{i=1}^nr_i(\beta_{0}, \beta_{x})^2
+    &amp;= \sum_{i=1}^n\hat{\varepsilon}_i(\beta_{0}, \beta_{x})^2
     &amp;&amp; \text{(definition of RSS)}\\
     &amp;= \sum_{i=1}^n\mathopen{}\left(y_i- \mu(x_i; \beta_{0}, \beta_{x})\right)\mathclose{}^2
-    &amp;&amp; \text{(definition of $r_i(\mathord{\smash[b]{\underset{\raise.3ex\hbox{$\scriptstyle\sim$}}{\theta}}\vphantom{\theta}})$)}\\
+    &amp;&amp; \text{(definition of $\hat{\varepsilon}_i(\mathord{\smash[b]{\underset{\raise.3ex\hbox{$\scriptstyle\sim$}}{\theta}}\vphantom{\theta}})$)}\\
     &amp;= \sum_{i=1}^n\mathopen{}\left(y_i- (\beta_{0}+ \beta_{x} x_i)\right)\mathclose{}^2
     &amp;&amp; \text{(definition of $\mu(x)$)}\\
     &amp;= \sum_{i=1}^n(y_i- \beta_{0}- \beta_{x} x_i)^2
@@ -13863,16 +13870,16 @@
       <w:r>
         <w:t xml:space="preserve">$$
     \begin{aligned}
-    \varepsilon_i^2
+    {\varepsilon_{\text{pred}}}_i^2
     &amp;= (\hat y_i- y_i)^2
     &amp;&amp; \text{(definition of prediction error)}\\
     &amp;= \mathopen{}\left(\mu(x_i; \mathord{\smash[b]{\underset{\raise.3ex\hbox{$\scriptstyle\sim$}}{\theta}}\vphantom{\theta}}) - y_i\right)\mathclose{}^2
     &amp;&amp; \text{(definition of $\hat y_i$)}\\
     &amp;= \mathopen{}\left(-\mathopen{}\left(y_i- \mu(x_i; \mathord{\smash[b]{\underset{\raise.3ex\hbox{$\scriptstyle\sim$}}{\theta}}\vphantom{\theta}})\right)\mathclose{}\right)\mathclose{}^2
     &amp;&amp; \text{(factor out $-1$)}\\
-    &amp;= \mathopen{}\left(-r_i(\mathord{\smash[b]{\underset{\raise.3ex\hbox{$\scriptstyle\sim$}}{\theta}}\vphantom{\theta}})\right)\mathclose{}^2
-    &amp;&amp; \text{(definition of $r_i(\mathord{\smash[b]{\underset{\raise.3ex\hbox{$\scriptstyle\sim$}}{\theta}}\vphantom{\theta}})$)}\\
-    &amp;= r_i(\mathord{\smash[b]{\underset{\raise.3ex\hbox{$\scriptstyle\sim$}}{\theta}}\vphantom{\theta}})^2
+    &amp;= \mathopen{}\left(-\hat{\varepsilon}_i(\mathord{\smash[b]{\underset{\raise.3ex\hbox{$\scriptstyle\sim$}}{\theta}}\vphantom{\theta}})\right)\mathclose{}^2
+    &amp;&amp; \text{(definition of $\hat{\varepsilon}_i(\mathord{\smash[b]{\underset{\raise.3ex\hbox{$\scriptstyle\sim$}}{\theta}}\vphantom{\theta}})$)}\\
+    &amp;= \hat{\varepsilon}_i(\mathord{\smash[b]{\underset{\raise.3ex\hbox{$\scriptstyle\sim$}}{\theta}}\vphantom{\theta}})^2
     &amp;&amp; \text{($(-a)^2 = a^2$)}
     \end{aligned}
     $$</w:t>
@@ -13905,10 +13912,10 @@
         <w:t xml:space="preserve">$$
     \begin{aligned}
     {\operatorname{sMSE}\mathopen{}\left(\hat y\right)\mathclose{}}
-    &amp;= \frac{1}{n}\sum_{i=1}^n\varepsilon_i^2
+    &amp;= \frac{1}{n}\sum_{i=1}^n{\varepsilon_{\text{pred}}}_i^2
     &amp;&amp; \text{(definition of sMSE)}\\
-    &amp;= \frac{1}{n}\sum_{i=1}^nr_i(\mathord{\smash[b]{\underset{\raise.3ex\hbox{$\scriptstyle\sim$}}{\theta}}\vphantom{\theta}})^2
-    &amp;&amp; \text{($\varepsilon_i^2 = r_i(\mathord{\smash[b]{\underset{\raise.3ex\hbox{$\scriptstyle\sim$}}{\theta}}\vphantom{\theta}})^2$)}\\
+    &amp;= \frac{1}{n}\sum_{i=1}^n\hat{\varepsilon}_i(\mathord{\smash[b]{\underset{\raise.3ex\hbox{$\scriptstyle\sim$}}{\theta}}\vphantom{\theta}})^2
+    &amp;&amp; \text{(${\varepsilon_{\text{pred}}}_i^2 = \hat{\varepsilon}_i(\mathord{\smash[b]{\underset{\raise.3ex\hbox{$\scriptstyle\sim$}}{\theta}}\vphantom{\theta}})^2$)}\\
     &amp;= \frac{1}{n} \text{RSS}(\mathord{\smash[b]{\underset{\raise.3ex\hbox{$\scriptstyle\sim$}}{\theta}}\vphantom{\theta}})
     &amp;&amp; \text{(definition of RSS)}
     \end{aligned}
@@ -48615,9 +48622,16 @@
           <m:e>
             <m:sSubSup>
               <m:e>
-                <m:r>
-                  <m:t>r</m:t>
-                </m:r>
+                <m:acc>
+                  <m:accPr>
+                    <m:chr m:val="̂"/>
+                  </m:accPr>
+                  <m:e>
+                    <m:r>
+                      <m:t>ε</m:t>
+                    </m:r>
+                  </m:e>
+                </m:acc>
               </m:e>
               <m:sub>
                 <m:r>
@@ -48877,9 +48891,16 @@
             <m:e>
               <m:sSub>
                 <m:e>
-                  <m:r>
-                    <m:t>r</m:t>
-                  </m:r>
+                  <m:acc>
+                    <m:accPr>
+                      <m:chr m:val="̂"/>
+                    </m:accPr>
+                    <m:e>
+                      <m:r>
+                        <m:t>ε</m:t>
+                      </m:r>
+                    </m:e>
+                  </m:acc>
                 </m:e>
                 <m:sub>
                   <m:r>
@@ -49736,9 +49757,16 @@
                 <m:e>
                   <m:sSubSup>
                     <m:e>
-                      <m:r>
-                        <m:t>r</m:t>
-                      </m:r>
+                      <m:acc>
+                        <m:accPr>
+                          <m:chr m:val="̂"/>
+                        </m:accPr>
+                        <m:e>
+                          <m:r>
+                            <m:t>ε</m:t>
+                          </m:r>
+                        </m:e>
+                      </m:acc>
                     </m:e>
                     <m:sub>
                       <m:r>
@@ -49936,9 +49964,16 @@
               </m:r>
               <m:sSub>
                 <m:e>
-                  <m:r>
-                    <m:t>r</m:t>
-                  </m:r>
+                  <m:acc>
+                    <m:accPr>
+                      <m:chr m:val="̂"/>
+                    </m:accPr>
+                    <m:e>
+                      <m:r>
+                        <m:t>ε</m:t>
+                      </m:r>
+                    </m:e>
+                  </m:acc>
                 </m:e>
                 <m:sub>
                   <m:r>
@@ -53025,9 +53060,16 @@
             <m:e>
               <m:sSubSup>
                 <m:e>
-                  <m:r>
-                    <m:t>r</m:t>
-                  </m:r>
+                  <m:acc>
+                    <m:accPr>
+                      <m:chr m:val="̂"/>
+                    </m:accPr>
+                    <m:e>
+                      <m:r>
+                        <m:t>ε</m:t>
+                      </m:r>
+                    </m:e>
+                  </m:acc>
                 </m:e>
                 <m:sub>
                   <m:r>
